--- a/sichuan/bazhong/pingchang/烧袱子格式模板之与父亲-简体中文-示例.docx
+++ b/sichuan/bazhong/pingchang/烧袱子格式模板之与父亲-简体中文-示例.docx
@@ -267,7 +267,7 @@
                                 <w:szCs w:val="44"/>
                                 <w:lang w:val="en-US" w:eastAsia="zh-CN"/>
                               </w:rPr>
-                              <w:t>天运丙午年七月十四日 墓前化帛</w:t>
+                              <w:t>天运丙午年七月十四日 坟前化帛</w:t>
                             </w:r>
                           </w:p>
                         </w:txbxContent>
@@ -495,7 +495,7 @@
                           <w:szCs w:val="44"/>
                           <w:lang w:val="en-US" w:eastAsia="zh-CN"/>
                         </w:rPr>
-                        <w:t>天运丙午年七月十四日 墓前化帛</w:t>
+                        <w:t>天运丙午年七月十四日 坟前化帛</w:t>
                       </w:r>
                     </w:p>
                   </w:txbxContent>
